--- a/public/resume.docx
+++ b/public/resume.docx
@@ -40,7 +40,7 @@
         <w:spacing w:after="60"/>
         <w:jc w:val="center"/>
       </w:pPr>
-      <w:hyperlink w:history="1" r:id="rIdveevyarb_6yasku0_bnoq">
+      <w:hyperlink w:history="1" r:id="rIduf9wdtqij04civpskqrox">
         <w:r>
           <w:rPr>
             <w:rStyle w:val="Hyperlink"/>
@@ -61,7 +61,28 @@
         </w:rPr>
         <w:t xml:space="preserve">  ·  385-225-6102  ·  </w:t>
       </w:r>
-      <w:hyperlink w:history="1" r:id="rId09yav0qsujztb-fpawv05">
+      <w:hyperlink w:history="1" r:id="rIdibltvvs7ct4-o5olv0vwr">
+        <w:r>
+          <w:rPr>
+            <w:rStyle w:val="Hyperlink"/>
+            <w:rFonts w:ascii="Arial" w:cs="Arial" w:eastAsia="Arial" w:hAnsi="Arial"/>
+            <w:color w:val="1F3A5F"/>
+            <w:sz w:val="20"/>
+            <w:szCs w:val="20"/>
+          </w:rPr>
+          <w:t xml:space="preserve">davidkalina.com</w:t>
+        </w:r>
+      </w:hyperlink>
+      <w:r>
+        <w:rPr>
+          <w:rFonts w:ascii="Arial" w:cs="Arial" w:eastAsia="Arial" w:hAnsi="Arial"/>
+          <w:color w:val="4A5568"/>
+          <w:sz w:val="20"/>
+          <w:szCs w:val="20"/>
+        </w:rPr>
+        <w:t xml:space="preserve">  ·  </w:t>
+      </w:r>
+      <w:hyperlink w:history="1" r:id="rIdfmgislvgvl-7dgvfwfvbw">
         <w:r>
           <w:rPr>
             <w:rStyle w:val="Hyperlink"/>
@@ -82,7 +103,7 @@
         </w:rPr>
         <w:t xml:space="preserve">  ·  </w:t>
       </w:r>
-      <w:hyperlink w:history="1" r:id="rIdnmfrwu6zujhnjiomolk5w">
+      <w:hyperlink w:history="1" r:id="rIdvcbzybnyxwbb_a40plznj">
         <w:r>
           <w:rPr>
             <w:rStyle w:val="Hyperlink"/>
